--- a/research/Positioning_Lines_2026-08-15.docx
+++ b/research/Positioning_Lines_2026-08-15.docx
@@ -9,6 +9,101 @@
       </w:pPr>
       <w:r>
         <w:t xml:space="preserve">Positioning lines: slides, LinkedIn, decks</w:t>
+      </w:r>
+    </w:p>
+    <w:p>
+      <w:pPr>
+        <w:spacing w:after="140"/>
+      </w:pPr>
+      <w:r>
+        <w:rPr>
+          <w:b/>
+        </w:rPr>
+        <w:t xml:space="preserve">SCOPE RULE, applies to every line below.</w:t>
+      </w:r>
+      <w:r>
+        <w:t xml:space="preserve"> A line citing </w:t>
+      </w:r>
+      <w:r>
+        <w:rPr>
+          <w:b/>
+        </w:rPr>
+        <w:t xml:space="preserve">16</w:t>
+      </w:r>
+      <w:r>
+        <w:t xml:space="preserve"> describes the detection study alone. A line citing </w:t>
+      </w:r>
+      <w:r>
+        <w:rPr>
+          <w:b/>
+        </w:rPr>
+        <w:t xml:space="preserve">36</w:t>
+      </w:r>
+      <w:r>
+        <w:t xml:space="preserve"> describes both review arms. A line citing </w:t>
+      </w:r>
+      <w:r>
+        <w:rPr>
+          <w:b/>
+        </w:rPr>
+        <w:t xml:space="preserve">58</w:t>
+      </w:r>
+      <w:r>
+        <w:t xml:space="preserve"> describes every independent expert who has graded records for this programme, across all three studies. Never use a detection-only figure where the subject is the programme: it under-credits 42 people who did the work. The verified figures at lock are </w:t>
+      </w:r>
+      <w:r>
+        <w:rPr>
+          <w:rFonts w:ascii="Consolas" w:hAnsi="Consolas"/>
+        </w:rPr>
+        <w:t xml:space="preserve">reviewers_all</w:t>
+      </w:r>
+      <w:r>
+        <w:t xml:space="preserve"> 58, </w:t>
+      </w:r>
+      <w:r>
+        <w:rPr>
+          <w:rFonts w:ascii="Consolas" w:hAnsi="Consolas"/>
+        </w:rPr>
+        <w:t xml:space="preserve">completers_all</w:t>
+      </w:r>
+      <w:r>
+        <w:t xml:space="preserve"> 36, </w:t>
+      </w:r>
+      <w:r>
+        <w:rPr>
+          <w:rFonts w:ascii="Consolas" w:hAnsi="Consolas"/>
+        </w:rPr>
+        <w:t xml:space="preserve">completers_detection</w:t>
+      </w:r>
+      <w:r>
+        <w:t xml:space="preserve"> 16, </w:t>
+      </w:r>
+      <w:r>
+        <w:rPr>
+          <w:rFonts w:ascii="Consolas" w:hAnsi="Consolas"/>
+        </w:rPr>
+        <w:t xml:space="preserve">completers_comparison</w:t>
+      </w:r>
+      <w:r>
+        <w:t xml:space="preserve"> 20, </w:t>
+      </w:r>
+      <w:r>
+        <w:rPr>
+          <w:rFonts w:ascii="Consolas" w:hAnsi="Consolas"/>
+        </w:rPr>
+        <w:t xml:space="preserve">countries_all</w:t>
+      </w:r>
+      <w:r>
+        <w:t xml:space="preserve"> 16, </w:t>
+      </w:r>
+      <w:r>
+        <w:rPr>
+          <w:rFonts w:ascii="Consolas" w:hAnsi="Consolas"/>
+        </w:rPr>
+        <w:t xml:space="preserve">countries_detection</w:t>
+      </w:r>
+      <w:r>
+        <w:t xml:space="preserve"> 11.</w:t>
       </w:r>
     </w:p>
     <w:p>
@@ -182,7 +277,7 @@
               <w:spacing w:after="0"/>
             </w:pPr>
             <w:r>
-              <w:t xml:space="preserve">16 completers, verified at lock. Literal.</w:t>
+              <w:t xml:space="preserve">The 16 detection completers, verified at lock. Literal.</w:t>
             </w:r>
           </w:p>
         </w:tc>
@@ -214,6 +309,101 @@
             </w:pPr>
             <w:r>
               <w:t xml:space="preserve">All three verified. Literal.</w:t>
+            </w:r>
+          </w:p>
+        </w:tc>
+      </w:tr>
+      <w:tr>
+        <w:tc>
+          <w:tcPr>
+            <w:tcW w:w="4680" w:type="dxa"/>
+          </w:tcPr>
+          <w:p>
+            <w:pPr>
+              <w:spacing w:after="0"/>
+            </w:pPr>
+            <w:r>
+              <w:rPr>
+                <w:b/>
+              </w:rPr>
+              <w:t xml:space="preserve">58 independent experts across three studies. 36 of them completed a full 24-record set, in 16 countries.</w:t>
+            </w:r>
+          </w:p>
+        </w:tc>
+        <w:tc>
+          <w:tcPr>
+            <w:tcW w:w="4680" w:type="dxa"/>
+          </w:tcPr>
+          <w:p>
+            <w:pPr>
+              <w:spacing w:after="0"/>
+            </w:pPr>
+            <w:r>
+              <w:t xml:space="preserve">Verified at lock: </w:t>
+            </w:r>
+            <w:r>
+              <w:rPr>
+                <w:rFonts w:ascii="Consolas" w:hAnsi="Consolas"/>
+              </w:rPr>
+              <w:t xml:space="preserve">reviewers_all</w:t>
+            </w:r>
+            <w:r>
+              <w:t xml:space="preserve"> 58, </w:t>
+            </w:r>
+            <w:r>
+              <w:rPr>
+                <w:rFonts w:ascii="Consolas" w:hAnsi="Consolas"/>
+              </w:rPr>
+              <w:t xml:space="preserve">completers_all</w:t>
+            </w:r>
+            <w:r>
+              <w:t xml:space="preserve"> 36, </w:t>
+            </w:r>
+            <w:r>
+              <w:rPr>
+                <w:rFonts w:ascii="Consolas" w:hAnsi="Consolas"/>
+              </w:rPr>
+              <w:t xml:space="preserve">countries_all</w:t>
+            </w:r>
+            <w:r>
+              <w:t xml:space="preserve"> 16, every completer code resolved to a country. </w:t>
+            </w:r>
+            <w:r>
+              <w:rPr>
+                <w:b/>
+              </w:rPr>
+              <w:t xml:space="preserve">This is the line to lead with when the subject is the programme rather than the detection result.</w:t>
+            </w:r>
+          </w:p>
+        </w:tc>
+      </w:tr>
+      <w:tr>
+        <w:tc>
+          <w:tcPr>
+            <w:tcW w:w="4680" w:type="dxa"/>
+          </w:tcPr>
+          <w:p>
+            <w:pPr>
+              <w:spacing w:after="0"/>
+            </w:pPr>
+            <w:r>
+              <w:rPr>
+                <w:b/>
+              </w:rPr>
+              <w:t xml:space="preserve">Graded record by record by 58 independent experts. Not one of them paid.</w:t>
+            </w:r>
+          </w:p>
+        </w:tc>
+        <w:tc>
+          <w:tcPr>
+            <w:tcW w:w="4680" w:type="dxa"/>
+          </w:tcPr>
+          <w:p>
+            <w:pPr>
+              <w:spacing w:after="0"/>
+            </w:pPr>
+            <w:r>
+              <w:t xml:space="preserve">Verified. Covers all three studies rather than one arm.</w:t>
             </w:r>
           </w:p>
         </w:tc>
@@ -881,6 +1071,45 @@
           <w:b/>
         </w:rPr>
         <w:t xml:space="preserve">11 countries. 5 continents. 384 blind judgments. 83.9% accuracy against a pre-set key.</w:t>
+      </w:r>
+      <w:r>
+        <w:t xml:space="preserve"> (detection study only)</w:t>
+      </w:r>
+    </w:p>
+    <w:p>
+      <w:pPr>
+        <w:numPr>
+          <w:ilvl w:val="0"/>
+          <w:numId w:val="1"/>
+        </w:numPr>
+        <w:spacing w:after="60"/>
+      </w:pPr>
+      <w:r>
+        <w:rPr>
+          <w:b/>
+        </w:rPr>
+        <w:t xml:space="preserve">58 independent experts. Three studies. 16 countries. Nobody paid.</w:t>
+      </w:r>
+      <w:r>
+        <w:t xml:space="preserve"> (whole programme)</w:t>
+      </w:r>
+    </w:p>
+    <w:p>
+      <w:pPr>
+        <w:numPr>
+          <w:ilvl w:val="0"/>
+          <w:numId w:val="1"/>
+        </w:numPr>
+        <w:spacing w:after="60"/>
+      </w:pPr>
+      <w:r>
+        <w:rPr>
+          <w:b/>
+        </w:rPr>
+        <w:t xml:space="preserve">36 experts each completed a full 24-record set. 16 countries, 5 continents.</w:t>
+      </w:r>
+      <w:r>
+        <w:t xml:space="preserve"> (both arms)</w:t>
       </w:r>
     </w:p>
     <w:p>
